--- a/Solidity/Solidity-Notes-01.docx
+++ b/Solidity/Solidity-Notes-01.docx
@@ -780,9 +780,664 @@
           <w:szCs w:val="28"/>
         </w:rPr>
       </w:pPr>
+      <w:r>
+        <w:rPr>
+          <w:rFonts w:ascii="Sakkal Majalla" w:hAnsi="Sakkal Majalla" w:cs="Sakkal Majalla"/>
+          <w:sz w:val="28"/>
+          <w:szCs w:val="28"/>
+        </w:rPr>
+        <w:t>We use view-keyword when we don’t change the data variables, we only return the data without any modification.</w:t>
+      </w:r>
+    </w:p>
+    <w:p>
+      <w:pPr>
+        <w:ind w:left="720" w:firstLine="720"/>
+        <w:rPr>
+          <w:rFonts w:ascii="Sakkal Majalla" w:hAnsi="Sakkal Majalla" w:cs="Sakkal Majalla"/>
+          <w:sz w:val="28"/>
+          <w:szCs w:val="28"/>
+        </w:rPr>
+      </w:pPr>
+      <w:r>
+        <w:rPr>
+          <w:rFonts w:ascii="Sakkal Majalla" w:hAnsi="Sakkal Majalla" w:cs="Sakkal Majalla"/>
+          <w:sz w:val="28"/>
+          <w:szCs w:val="28"/>
+        </w:rPr>
+        <w:t>===============================================</w:t>
+      </w:r>
+    </w:p>
+    <w:p>
+      <w:pPr>
+        <w:jc w:val="center"/>
+        <w:rPr>
+          <w:rFonts w:ascii="Sakkal Majalla" w:hAnsi="Sakkal Majalla" w:cs="Sakkal Majalla"/>
+          <w:sz w:val="28"/>
+          <w:szCs w:val="28"/>
+        </w:rPr>
+      </w:pPr>
+      <w:r>
+        <w:rPr>
+          <w:noProof/>
+        </w:rPr>
+        <w:lastRenderedPageBreak/>
+        <w:drawing>
+          <wp:inline distT="0" distB="0" distL="0" distR="0" wp14:anchorId="3DA2C718" wp14:editId="28BCC534">
+            <wp:extent cx="4600575" cy="3533775"/>
+            <wp:effectExtent l="0" t="0" r="9525" b="9525"/>
+            <wp:docPr id="1743321101" name="Picture 1"/>
+            <wp:cNvGraphicFramePr>
+              <a:graphicFrameLocks xmlns:a="http://schemas.openxmlformats.org/drawingml/2006/main" noChangeAspect="1"/>
+            </wp:cNvGraphicFramePr>
+            <a:graphic xmlns:a="http://schemas.openxmlformats.org/drawingml/2006/main">
+              <a:graphicData uri="http://schemas.openxmlformats.org/drawingml/2006/picture">
+                <pic:pic xmlns:pic="http://schemas.openxmlformats.org/drawingml/2006/picture">
+                  <pic:nvPicPr>
+                    <pic:cNvPr id="1743321101" name=""/>
+                    <pic:cNvPicPr/>
+                  </pic:nvPicPr>
+                  <pic:blipFill>
+                    <a:blip r:embed="rId15"/>
+                    <a:stretch>
+                      <a:fillRect/>
+                    </a:stretch>
+                  </pic:blipFill>
+                  <pic:spPr>
+                    <a:xfrm>
+                      <a:off x="0" y="0"/>
+                      <a:ext cx="4600575" cy="3533775"/>
+                    </a:xfrm>
+                    <a:prstGeom prst="rect">
+                      <a:avLst/>
+                    </a:prstGeom>
+                  </pic:spPr>
+                </pic:pic>
+              </a:graphicData>
+            </a:graphic>
+          </wp:inline>
+        </w:drawing>
+      </w:r>
+    </w:p>
+    <w:p>
+      <w:pPr>
+        <w:ind w:left="720" w:firstLine="720"/>
+        <w:rPr>
+          <w:rFonts w:ascii="Sakkal Majalla" w:hAnsi="Sakkal Majalla" w:cs="Sakkal Majalla"/>
+          <w:sz w:val="28"/>
+          <w:szCs w:val="28"/>
+        </w:rPr>
+      </w:pPr>
+      <w:r>
+        <w:rPr>
+          <w:rFonts w:ascii="Sakkal Majalla" w:hAnsi="Sakkal Majalla" w:cs="Sakkal Majalla"/>
+          <w:sz w:val="28"/>
+          <w:szCs w:val="28"/>
+        </w:rPr>
+        <w:t>===============================================</w:t>
+      </w:r>
+    </w:p>
+    <w:p>
+      <w:pPr>
+        <w:jc w:val="center"/>
+        <w:rPr>
+          <w:rFonts w:ascii="Sakkal Majalla" w:hAnsi="Sakkal Majalla" w:cs="Sakkal Majalla"/>
+          <w:sz w:val="28"/>
+          <w:szCs w:val="28"/>
+        </w:rPr>
+      </w:pPr>
+      <w:r>
+        <w:rPr>
+          <w:noProof/>
+        </w:rPr>
+        <w:drawing>
+          <wp:inline distT="0" distB="0" distL="0" distR="0" wp14:anchorId="34F8B922" wp14:editId="44E3186E">
+            <wp:extent cx="4476750" cy="3143250"/>
+            <wp:effectExtent l="0" t="0" r="0" b="0"/>
+            <wp:docPr id="1095847309" name="Picture 1"/>
+            <wp:cNvGraphicFramePr>
+              <a:graphicFrameLocks xmlns:a="http://schemas.openxmlformats.org/drawingml/2006/main" noChangeAspect="1"/>
+            </wp:cNvGraphicFramePr>
+            <a:graphic xmlns:a="http://schemas.openxmlformats.org/drawingml/2006/main">
+              <a:graphicData uri="http://schemas.openxmlformats.org/drawingml/2006/picture">
+                <pic:pic xmlns:pic="http://schemas.openxmlformats.org/drawingml/2006/picture">
+                  <pic:nvPicPr>
+                    <pic:cNvPr id="1095847309" name=""/>
+                    <pic:cNvPicPr/>
+                  </pic:nvPicPr>
+                  <pic:blipFill>
+                    <a:blip r:embed="rId16"/>
+                    <a:stretch>
+                      <a:fillRect/>
+                    </a:stretch>
+                  </pic:blipFill>
+                  <pic:spPr>
+                    <a:xfrm>
+                      <a:off x="0" y="0"/>
+                      <a:ext cx="4476750" cy="3143250"/>
+                    </a:xfrm>
+                    <a:prstGeom prst="rect">
+                      <a:avLst/>
+                    </a:prstGeom>
+                  </pic:spPr>
+                </pic:pic>
+              </a:graphicData>
+            </a:graphic>
+          </wp:inline>
+        </w:drawing>
+      </w:r>
+    </w:p>
+    <w:p>
+      <w:pPr>
+        <w:ind w:left="720" w:firstLine="720"/>
+        <w:rPr>
+          <w:rFonts w:ascii="Sakkal Majalla" w:hAnsi="Sakkal Majalla" w:cs="Sakkal Majalla"/>
+          <w:sz w:val="28"/>
+          <w:szCs w:val="28"/>
+        </w:rPr>
+      </w:pPr>
+      <w:r>
+        <w:rPr>
+          <w:rFonts w:ascii="Sakkal Majalla" w:hAnsi="Sakkal Majalla" w:cs="Sakkal Majalla"/>
+          <w:sz w:val="28"/>
+          <w:szCs w:val="28"/>
+        </w:rPr>
+        <w:t>===============================================</w:t>
+      </w:r>
+    </w:p>
+    <w:p>
+      <w:pPr>
+        <w:rPr>
+          <w:rFonts w:ascii="Sakkal Majalla" w:hAnsi="Sakkal Majalla" w:cs="Sakkal Majalla"/>
+          <w:sz w:val="28"/>
+          <w:szCs w:val="28"/>
+        </w:rPr>
+      </w:pPr>
+      <w:r>
+        <w:rPr>
+          <w:noProof/>
+        </w:rPr>
+        <w:lastRenderedPageBreak/>
+        <w:drawing>
+          <wp:inline distT="0" distB="0" distL="0" distR="0" wp14:anchorId="2CF32945" wp14:editId="7D6DA818">
+            <wp:extent cx="5943600" cy="3613785"/>
+            <wp:effectExtent l="0" t="0" r="0" b="5715"/>
+            <wp:docPr id="1371428089" name="Picture 1"/>
+            <wp:cNvGraphicFramePr>
+              <a:graphicFrameLocks xmlns:a="http://schemas.openxmlformats.org/drawingml/2006/main" noChangeAspect="1"/>
+            </wp:cNvGraphicFramePr>
+            <a:graphic xmlns:a="http://schemas.openxmlformats.org/drawingml/2006/main">
+              <a:graphicData uri="http://schemas.openxmlformats.org/drawingml/2006/picture">
+                <pic:pic xmlns:pic="http://schemas.openxmlformats.org/drawingml/2006/picture">
+                  <pic:nvPicPr>
+                    <pic:cNvPr id="1371428089" name=""/>
+                    <pic:cNvPicPr/>
+                  </pic:nvPicPr>
+                  <pic:blipFill>
+                    <a:blip r:embed="rId17"/>
+                    <a:stretch>
+                      <a:fillRect/>
+                    </a:stretch>
+                  </pic:blipFill>
+                  <pic:spPr>
+                    <a:xfrm>
+                      <a:off x="0" y="0"/>
+                      <a:ext cx="5943600" cy="3613785"/>
+                    </a:xfrm>
+                    <a:prstGeom prst="rect">
+                      <a:avLst/>
+                    </a:prstGeom>
+                  </pic:spPr>
+                </pic:pic>
+              </a:graphicData>
+            </a:graphic>
+          </wp:inline>
+        </w:drawing>
+      </w:r>
+    </w:p>
+    <w:p>
+      <w:pPr>
+        <w:ind w:left="720" w:firstLine="720"/>
+        <w:rPr>
+          <w:rFonts w:ascii="Sakkal Majalla" w:hAnsi="Sakkal Majalla" w:cs="Sakkal Majalla"/>
+          <w:sz w:val="28"/>
+          <w:szCs w:val="28"/>
+        </w:rPr>
+      </w:pPr>
+      <w:r>
+        <w:rPr>
+          <w:rFonts w:ascii="Sakkal Majalla" w:hAnsi="Sakkal Majalla" w:cs="Sakkal Majalla"/>
+          <w:sz w:val="28"/>
+          <w:szCs w:val="28"/>
+        </w:rPr>
+        <w:t>===============================================</w:t>
+      </w:r>
+    </w:p>
+    <w:p>
+      <w:pPr>
+        <w:rPr>
+          <w:rFonts w:ascii="Sakkal Majalla" w:hAnsi="Sakkal Majalla" w:cs="Sakkal Majalla"/>
+          <w:sz w:val="28"/>
+          <w:szCs w:val="28"/>
+        </w:rPr>
+      </w:pPr>
+      <w:r>
+        <w:rPr>
+          <w:noProof/>
+        </w:rPr>
+        <w:drawing>
+          <wp:inline distT="0" distB="0" distL="0" distR="0" wp14:anchorId="2CD00C74" wp14:editId="57573041">
+            <wp:extent cx="5943600" cy="3452495"/>
+            <wp:effectExtent l="0" t="0" r="0" b="0"/>
+            <wp:docPr id="983974541" name="Picture 1"/>
+            <wp:cNvGraphicFramePr>
+              <a:graphicFrameLocks xmlns:a="http://schemas.openxmlformats.org/drawingml/2006/main" noChangeAspect="1"/>
+            </wp:cNvGraphicFramePr>
+            <a:graphic xmlns:a="http://schemas.openxmlformats.org/drawingml/2006/main">
+              <a:graphicData uri="http://schemas.openxmlformats.org/drawingml/2006/picture">
+                <pic:pic xmlns:pic="http://schemas.openxmlformats.org/drawingml/2006/picture">
+                  <pic:nvPicPr>
+                    <pic:cNvPr id="983974541" name=""/>
+                    <pic:cNvPicPr/>
+                  </pic:nvPicPr>
+                  <pic:blipFill>
+                    <a:blip r:embed="rId18"/>
+                    <a:stretch>
+                      <a:fillRect/>
+                    </a:stretch>
+                  </pic:blipFill>
+                  <pic:spPr>
+                    <a:xfrm>
+                      <a:off x="0" y="0"/>
+                      <a:ext cx="5943600" cy="3452495"/>
+                    </a:xfrm>
+                    <a:prstGeom prst="rect">
+                      <a:avLst/>
+                    </a:prstGeom>
+                  </pic:spPr>
+                </pic:pic>
+              </a:graphicData>
+            </a:graphic>
+          </wp:inline>
+        </w:drawing>
+      </w:r>
+    </w:p>
+    <w:p>
+      <w:pPr>
+        <w:ind w:left="720" w:firstLine="720"/>
+        <w:rPr>
+          <w:rFonts w:ascii="Sakkal Majalla" w:hAnsi="Sakkal Majalla" w:cs="Sakkal Majalla"/>
+          <w:sz w:val="28"/>
+          <w:szCs w:val="28"/>
+        </w:rPr>
+      </w:pPr>
+      <w:r>
+        <w:rPr>
+          <w:rFonts w:ascii="Sakkal Majalla" w:hAnsi="Sakkal Majalla" w:cs="Sakkal Majalla"/>
+          <w:sz w:val="28"/>
+          <w:szCs w:val="28"/>
+        </w:rPr>
+        <w:t>===============================================</w:t>
+      </w:r>
+    </w:p>
+    <w:p>
+      <w:pPr>
+        <w:rPr>
+          <w:rFonts w:ascii="Sakkal Majalla" w:hAnsi="Sakkal Majalla" w:cs="Sakkal Majalla"/>
+          <w:sz w:val="28"/>
+          <w:szCs w:val="28"/>
+        </w:rPr>
+      </w:pPr>
+      <w:r>
+        <w:rPr>
+          <w:noProof/>
+        </w:rPr>
+        <w:lastRenderedPageBreak/>
+        <w:drawing>
+          <wp:inline distT="0" distB="0" distL="0" distR="0" wp14:anchorId="7D21044F" wp14:editId="3D16F562">
+            <wp:extent cx="5943600" cy="3284220"/>
+            <wp:effectExtent l="0" t="0" r="0" b="0"/>
+            <wp:docPr id="131840265" name="Picture 1"/>
+            <wp:cNvGraphicFramePr>
+              <a:graphicFrameLocks xmlns:a="http://schemas.openxmlformats.org/drawingml/2006/main" noChangeAspect="1"/>
+            </wp:cNvGraphicFramePr>
+            <a:graphic xmlns:a="http://schemas.openxmlformats.org/drawingml/2006/main">
+              <a:graphicData uri="http://schemas.openxmlformats.org/drawingml/2006/picture">
+                <pic:pic xmlns:pic="http://schemas.openxmlformats.org/drawingml/2006/picture">
+                  <pic:nvPicPr>
+                    <pic:cNvPr id="131840265" name=""/>
+                    <pic:cNvPicPr/>
+                  </pic:nvPicPr>
+                  <pic:blipFill>
+                    <a:blip r:embed="rId19"/>
+                    <a:stretch>
+                      <a:fillRect/>
+                    </a:stretch>
+                  </pic:blipFill>
+                  <pic:spPr>
+                    <a:xfrm>
+                      <a:off x="0" y="0"/>
+                      <a:ext cx="5943600" cy="3284220"/>
+                    </a:xfrm>
+                    <a:prstGeom prst="rect">
+                      <a:avLst/>
+                    </a:prstGeom>
+                  </pic:spPr>
+                </pic:pic>
+              </a:graphicData>
+            </a:graphic>
+          </wp:inline>
+        </w:drawing>
+      </w:r>
+    </w:p>
+    <w:p>
+      <w:pPr>
+        <w:ind w:left="720" w:firstLine="720"/>
+        <w:rPr>
+          <w:rFonts w:ascii="Sakkal Majalla" w:hAnsi="Sakkal Majalla" w:cs="Sakkal Majalla"/>
+          <w:sz w:val="28"/>
+          <w:szCs w:val="28"/>
+        </w:rPr>
+      </w:pPr>
+      <w:r>
+        <w:rPr>
+          <w:rFonts w:ascii="Sakkal Majalla" w:hAnsi="Sakkal Majalla" w:cs="Sakkal Majalla"/>
+          <w:sz w:val="28"/>
+          <w:szCs w:val="28"/>
+        </w:rPr>
+        <w:t>===============================================</w:t>
+      </w:r>
+    </w:p>
+    <w:p>
+      <w:pPr>
+        <w:rPr>
+          <w:rFonts w:ascii="Sakkal Majalla" w:hAnsi="Sakkal Majalla" w:cs="Sakkal Majalla"/>
+          <w:sz w:val="28"/>
+          <w:szCs w:val="28"/>
+        </w:rPr>
+      </w:pPr>
+      <w:r>
+        <w:rPr>
+          <w:noProof/>
+        </w:rPr>
+        <w:drawing>
+          <wp:inline distT="0" distB="0" distL="0" distR="0" wp14:anchorId="6641A82F" wp14:editId="3E88347B">
+            <wp:extent cx="5369310" cy="3924300"/>
+            <wp:effectExtent l="0" t="0" r="3175" b="0"/>
+            <wp:docPr id="60293906" name="Picture 1"/>
+            <wp:cNvGraphicFramePr>
+              <a:graphicFrameLocks xmlns:a="http://schemas.openxmlformats.org/drawingml/2006/main" noChangeAspect="1"/>
+            </wp:cNvGraphicFramePr>
+            <a:graphic xmlns:a="http://schemas.openxmlformats.org/drawingml/2006/main">
+              <a:graphicData uri="http://schemas.openxmlformats.org/drawingml/2006/picture">
+                <pic:pic xmlns:pic="http://schemas.openxmlformats.org/drawingml/2006/picture">
+                  <pic:nvPicPr>
+                    <pic:cNvPr id="60293906" name=""/>
+                    <pic:cNvPicPr/>
+                  </pic:nvPicPr>
+                  <pic:blipFill>
+                    <a:blip r:embed="rId20"/>
+                    <a:stretch>
+                      <a:fillRect/>
+                    </a:stretch>
+                  </pic:blipFill>
+                  <pic:spPr>
+                    <a:xfrm>
+                      <a:off x="0" y="0"/>
+                      <a:ext cx="5373098" cy="3927069"/>
+                    </a:xfrm>
+                    <a:prstGeom prst="rect">
+                      <a:avLst/>
+                    </a:prstGeom>
+                  </pic:spPr>
+                </pic:pic>
+              </a:graphicData>
+            </a:graphic>
+          </wp:inline>
+        </w:drawing>
+      </w:r>
+    </w:p>
+    <w:p>
+      <w:pPr>
+        <w:ind w:left="720" w:firstLine="720"/>
+        <w:rPr>
+          <w:rFonts w:ascii="Sakkal Majalla" w:hAnsi="Sakkal Majalla" w:cs="Sakkal Majalla"/>
+          <w:sz w:val="28"/>
+          <w:szCs w:val="28"/>
+        </w:rPr>
+      </w:pPr>
+      <w:r>
+        <w:rPr>
+          <w:rFonts w:ascii="Sakkal Majalla" w:hAnsi="Sakkal Majalla" w:cs="Sakkal Majalla"/>
+          <w:sz w:val="28"/>
+          <w:szCs w:val="28"/>
+        </w:rPr>
+        <w:t>===============================================</w:t>
+      </w:r>
+    </w:p>
+    <w:p>
+      <w:pPr>
+        <w:rPr>
+          <w:rFonts w:ascii="Sakkal Majalla" w:hAnsi="Sakkal Majalla" w:cs="Sakkal Majalla"/>
+          <w:sz w:val="28"/>
+          <w:szCs w:val="28"/>
+        </w:rPr>
+      </w:pPr>
+      <w:r>
+        <w:rPr>
+          <w:rFonts w:ascii="Sakkal Majalla" w:hAnsi="Sakkal Majalla" w:cs="Sakkal Majalla"/>
+          <w:sz w:val="28"/>
+          <w:szCs w:val="28"/>
+        </w:rPr>
+        <w:lastRenderedPageBreak/>
+        <w:t xml:space="preserve">We use </w:t>
+      </w:r>
+      <w:r>
+        <w:rPr>
+          <w:rFonts w:ascii="Sakkal Majalla" w:hAnsi="Sakkal Majalla" w:cs="Sakkal Majalla"/>
+          <w:b/>
+          <w:bCs/>
+          <w:color w:val="2F5496" w:themeColor="accent1" w:themeShade="BF"/>
+          <w:sz w:val="28"/>
+          <w:szCs w:val="28"/>
+        </w:rPr>
+        <w:t>memory-keyword</w:t>
+      </w:r>
+      <w:r>
+        <w:rPr>
+          <w:rFonts w:ascii="Sakkal Majalla" w:hAnsi="Sakkal Majalla" w:cs="Sakkal Majalla"/>
+          <w:sz w:val="28"/>
+          <w:szCs w:val="28"/>
+        </w:rPr>
+        <w:t>, when we need to store the value temporarily before use it, like strings</w:t>
+      </w:r>
+      <w:r>
+        <w:rPr>
+          <w:rFonts w:ascii="Sakkal Majalla" w:hAnsi="Sakkal Majalla" w:cs="Sakkal Majalla"/>
+          <w:sz w:val="28"/>
+          <w:szCs w:val="28"/>
+        </w:rPr>
+        <w:t xml:space="preserve"> or complex types like arrays</w:t>
+      </w:r>
+      <w:r>
+        <w:rPr>
+          <w:rFonts w:ascii="Sakkal Majalla" w:hAnsi="Sakkal Majalla" w:cs="Sakkal Majalla"/>
+          <w:sz w:val="28"/>
+          <w:szCs w:val="28"/>
+        </w:rPr>
+        <w:t>, etc</w:t>
+      </w:r>
+      <w:r>
+        <w:rPr>
+          <w:rFonts w:ascii="Sakkal Majalla" w:hAnsi="Sakkal Majalla" w:cs="Sakkal Majalla"/>
+          <w:sz w:val="28"/>
+          <w:szCs w:val="28"/>
+        </w:rPr>
+        <w:t>.</w:t>
+      </w:r>
+    </w:p>
+    <w:p>
+      <w:pPr>
+        <w:ind w:left="720" w:firstLine="720"/>
+        <w:rPr>
+          <w:rFonts w:ascii="Sakkal Majalla" w:hAnsi="Sakkal Majalla" w:cs="Sakkal Majalla"/>
+          <w:sz w:val="28"/>
+          <w:szCs w:val="28"/>
+        </w:rPr>
+      </w:pPr>
+      <w:r>
+        <w:rPr>
+          <w:rFonts w:ascii="Sakkal Majalla" w:hAnsi="Sakkal Majalla" w:cs="Sakkal Majalla"/>
+          <w:sz w:val="28"/>
+          <w:szCs w:val="28"/>
+        </w:rPr>
+        <w:t>===============================================</w:t>
+      </w:r>
+    </w:p>
+    <w:p>
+      <w:pPr>
+        <w:rPr>
+          <w:rFonts w:ascii="Sakkal Majalla" w:hAnsi="Sakkal Majalla" w:cs="Sakkal Majalla"/>
+          <w:sz w:val="28"/>
+          <w:szCs w:val="28"/>
+        </w:rPr>
+      </w:pPr>
+      <w:r>
+        <w:rPr>
+          <w:noProof/>
+        </w:rPr>
+        <w:drawing>
+          <wp:inline distT="0" distB="0" distL="0" distR="0" wp14:anchorId="0B66FA3A" wp14:editId="7B80707A">
+            <wp:extent cx="5943600" cy="2082165"/>
+            <wp:effectExtent l="0" t="0" r="0" b="0"/>
+            <wp:docPr id="1353095309" name="Picture 1"/>
+            <wp:cNvGraphicFramePr>
+              <a:graphicFrameLocks xmlns:a="http://schemas.openxmlformats.org/drawingml/2006/main" noChangeAspect="1"/>
+            </wp:cNvGraphicFramePr>
+            <a:graphic xmlns:a="http://schemas.openxmlformats.org/drawingml/2006/main">
+              <a:graphicData uri="http://schemas.openxmlformats.org/drawingml/2006/picture">
+                <pic:pic xmlns:pic="http://schemas.openxmlformats.org/drawingml/2006/picture">
+                  <pic:nvPicPr>
+                    <pic:cNvPr id="1353095309" name=""/>
+                    <pic:cNvPicPr/>
+                  </pic:nvPicPr>
+                  <pic:blipFill>
+                    <a:blip r:embed="rId21"/>
+                    <a:stretch>
+                      <a:fillRect/>
+                    </a:stretch>
+                  </pic:blipFill>
+                  <pic:spPr>
+                    <a:xfrm>
+                      <a:off x="0" y="0"/>
+                      <a:ext cx="5943600" cy="2082165"/>
+                    </a:xfrm>
+                    <a:prstGeom prst="rect">
+                      <a:avLst/>
+                    </a:prstGeom>
+                  </pic:spPr>
+                </pic:pic>
+              </a:graphicData>
+            </a:graphic>
+          </wp:inline>
+        </w:drawing>
+      </w:r>
+    </w:p>
+    <w:p>
+      <w:pPr>
+        <w:ind w:left="720" w:firstLine="720"/>
+        <w:rPr>
+          <w:rFonts w:ascii="Sakkal Majalla" w:hAnsi="Sakkal Majalla" w:cs="Sakkal Majalla"/>
+          <w:sz w:val="28"/>
+          <w:szCs w:val="28"/>
+        </w:rPr>
+      </w:pPr>
+      <w:r>
+        <w:rPr>
+          <w:rFonts w:ascii="Sakkal Majalla" w:hAnsi="Sakkal Majalla" w:cs="Sakkal Majalla"/>
+          <w:sz w:val="28"/>
+          <w:szCs w:val="28"/>
+        </w:rPr>
+        <w:t>===============================================</w:t>
+      </w:r>
+    </w:p>
+    <w:p>
+      <w:pPr>
+        <w:rPr>
+          <w:rFonts w:ascii="Sakkal Majalla" w:hAnsi="Sakkal Majalla" w:cs="Sakkal Majalla"/>
+          <w:sz w:val="28"/>
+          <w:szCs w:val="28"/>
+        </w:rPr>
+      </w:pPr>
+      <w:r>
+        <w:rPr>
+          <w:noProof/>
+        </w:rPr>
+        <w:drawing>
+          <wp:inline distT="0" distB="0" distL="0" distR="0" wp14:anchorId="48005635" wp14:editId="4FF80652">
+            <wp:extent cx="5591175" cy="3505200"/>
+            <wp:effectExtent l="0" t="0" r="9525" b="0"/>
+            <wp:docPr id="712548761" name="Picture 1"/>
+            <wp:cNvGraphicFramePr>
+              <a:graphicFrameLocks xmlns:a="http://schemas.openxmlformats.org/drawingml/2006/main" noChangeAspect="1"/>
+            </wp:cNvGraphicFramePr>
+            <a:graphic xmlns:a="http://schemas.openxmlformats.org/drawingml/2006/main">
+              <a:graphicData uri="http://schemas.openxmlformats.org/drawingml/2006/picture">
+                <pic:pic xmlns:pic="http://schemas.openxmlformats.org/drawingml/2006/picture">
+                  <pic:nvPicPr>
+                    <pic:cNvPr id="712548761" name=""/>
+                    <pic:cNvPicPr/>
+                  </pic:nvPicPr>
+                  <pic:blipFill>
+                    <a:blip r:embed="rId22"/>
+                    <a:stretch>
+                      <a:fillRect/>
+                    </a:stretch>
+                  </pic:blipFill>
+                  <pic:spPr>
+                    <a:xfrm>
+                      <a:off x="0" y="0"/>
+                      <a:ext cx="5591175" cy="3505200"/>
+                    </a:xfrm>
+                    <a:prstGeom prst="rect">
+                      <a:avLst/>
+                    </a:prstGeom>
+                  </pic:spPr>
+                </pic:pic>
+              </a:graphicData>
+            </a:graphic>
+          </wp:inline>
+        </w:drawing>
+      </w:r>
+    </w:p>
+    <w:p>
+      <w:pPr>
+        <w:ind w:left="720" w:firstLine="720"/>
+        <w:rPr>
+          <w:rFonts w:ascii="Sakkal Majalla" w:hAnsi="Sakkal Majalla" w:cs="Sakkal Majalla"/>
+          <w:sz w:val="28"/>
+          <w:szCs w:val="28"/>
+        </w:rPr>
+      </w:pPr>
+      <w:r>
+        <w:rPr>
+          <w:rFonts w:ascii="Sakkal Majalla" w:hAnsi="Sakkal Majalla" w:cs="Sakkal Majalla"/>
+          <w:sz w:val="28"/>
+          <w:szCs w:val="28"/>
+        </w:rPr>
+        <w:t>===============================================</w:t>
+      </w:r>
+    </w:p>
+    <w:p>
+      <w:pPr>
+        <w:rPr>
+          <w:rFonts w:ascii="Sakkal Majalla" w:hAnsi="Sakkal Majalla" w:cs="Sakkal Majalla"/>
+          <w:sz w:val="28"/>
+          <w:szCs w:val="28"/>
+        </w:rPr>
+      </w:pPr>
     </w:p>
     <w:sectPr>
-      <w:footerReference w:type="default" r:id="rId15"/>
+      <w:footerReference w:type="default" r:id="rId23"/>
       <w:pgSz w:w="12240" w:h="15840"/>
       <w:pgMar w:top="1440" w:right="1440" w:bottom="1440" w:left="1440" w:header="720" w:footer="720" w:gutter="0"/>
       <w:cols w:space="720"/>
